--- a/docs/PO_work/PO_Task_Priority_Sprint2.docx
+++ b/docs/PO_work/PO_Task_Priority_Sprint2.docx
@@ -4,34 +4,36 @@
   <w:body>
     <w:p>
       <w:pPr>
-        <w:pStyle w:val="Title"/>
         <w:jc w:val="center"/>
       </w:pPr>
       <w:r>
         <w:rPr>
           <w:b/>
+          <w:sz w:val="36"/>
         </w:rPr>
         <w:t>Product Owner Task Priority Document (Sprint 2)</w:t>
       </w:r>
     </w:p>
     <w:p>
-      <w:pPr>
-        <w:pStyle w:val="Heading1"/>
-      </w:pPr>
       <w:r>
+        <w:rPr>
+          <w:b/>
+          <w:sz w:val="24"/>
+        </w:rPr>
         <w:t>Sprint 2 Goal</w:t>
       </w:r>
     </w:p>
     <w:p>
       <w:r>
-        <w:t>Strengthen the product through forum enhancement, better AI-supported listening and speaking, usable reading and writing workflows, schedule delivery, and database preparation.</w:t>
+        <w:t>Close Sprint 2 with a stronger end-to-end learning product by stabilizing the core modules, making planning genuinely usable, and connecting newer discussion and planning features to a reliable data path.</w:t>
       </w:r>
     </w:p>
     <w:p>
-      <w:pPr>
-        <w:pStyle w:val="Heading1"/>
-      </w:pPr>
       <w:r>
+        <w:rPr>
+          <w:b/>
+          <w:sz w:val="24"/>
+        </w:rPr>
         <w:t>P0 (Must Have - Critical for Sprint 2)</w:t>
       </w:r>
     </w:p>
@@ -40,7 +42,7 @@
         <w:pStyle w:val="ListBullet"/>
       </w:pPr>
       <w:r>
-        <w:t>Forum core interaction flow and page refinement</w:t>
+        <w:t>Listening main-flow stability, including TED-based practice and feedback readability.</w:t>
       </w:r>
     </w:p>
     <w:p>
@@ -48,7 +50,7 @@
         <w:pStyle w:val="ListBullet"/>
       </w:pPr>
       <w:r>
-        <w:t>TED listening content integration and stable listening access path</w:t>
+        <w:t>Speaking main-flow stability with usable AI-supported feedback.</w:t>
       </w:r>
     </w:p>
     <w:p>
@@ -56,7 +58,7 @@
         <w:pStyle w:val="ListBullet"/>
       </w:pPr>
       <w:r>
-        <w:t>AI feedback quality improvement for Listening</w:t>
+        <w:t>Reading and writing usable completion flow.</w:t>
       </w:r>
     </w:p>
     <w:p>
@@ -64,7 +66,7 @@
         <w:pStyle w:val="ListBullet"/>
       </w:pPr>
       <w:r>
-        <w:t>AI scoring / guidance integration for Speaking</w:t>
+        <w:t>Schedule builder flow: settings, generate preview, apply to week, and manual edit continuity.</w:t>
       </w:r>
     </w:p>
     <w:p>
@@ -72,7 +74,7 @@
         <w:pStyle w:val="ListBullet"/>
       </w:pPr>
       <w:r>
-        <w:t>Reading module answer verification and progress workflow</w:t>
+        <w:t>Weekly planning that follows class periods, deadlines, and after-class study time.</w:t>
       </w:r>
     </w:p>
     <w:p>
@@ -80,7 +82,7 @@
         <w:pStyle w:val="ListBullet"/>
       </w:pPr>
       <w:r>
-        <w:t>Writing module prompt, submission, and feedback workflow</w:t>
+        <w:t>Database-backed storage path for timetable, deadlines, applied weekly planning data, and contextual comments.</w:t>
       </w:r>
     </w:p>
     <w:p>
@@ -88,14 +90,31 @@
         <w:pStyle w:val="ListBullet"/>
       </w:pPr>
       <w:r>
-        <w:t>Database foundation and API alignment for core data paths</w:t>
+        <w:t>Context comments across Listening, Speaking, Reading, and Writing with a reusable interaction pattern.</w:t>
       </w:r>
     </w:p>
     <w:p>
       <w:pPr>
-        <w:pStyle w:val="Heading1"/>
+        <w:pStyle w:val="ListBullet"/>
       </w:pPr>
       <w:r>
+        <w:t>Discussion continuity so worthwhile in-module discussion can still extend into the wider plaza path.</w:t>
+      </w:r>
+    </w:p>
+    <w:p>
+      <w:pPr>
+        <w:pStyle w:val="ListBullet"/>
+      </w:pPr>
+      <w:r>
+        <w:t>Homepage, schedule, review, and dashboard coherence around the main study flow.</w:t>
+      </w:r>
+    </w:p>
+    <w:p>
+      <w:r>
+        <w:rPr>
+          <w:b/>
+          <w:sz w:val="24"/>
+        </w:rPr>
         <w:t>P1 (Should Have - Important but not blocking)</w:t>
       </w:r>
     </w:p>
@@ -104,7 +123,7 @@
         <w:pStyle w:val="ListBullet"/>
       </w:pPr>
       <w:r>
-        <w:t>Schedule module UI and weekly planning logic</w:t>
+        <w:t>Timetable import polish for Excel and screenshot paths.</w:t>
       </w:r>
     </w:p>
     <w:p>
@@ -112,7 +131,7 @@
         <w:pStyle w:val="ListBullet"/>
       </w:pPr>
       <w:r>
-        <w:t>Timetable import from image and Excel</w:t>
+        <w:t>Manual timetable editing and smaller-screen interaction polish.</w:t>
       </w:r>
     </w:p>
     <w:p>
@@ -120,7 +139,7 @@
         <w:pStyle w:val="ListBullet"/>
       </w:pPr>
       <w:r>
-        <w:t>UI simplification and consistency improvements across core pages</w:t>
+        <w:t>Review Center discoverability and follow-up study entry points.</w:t>
       </w:r>
     </w:p>
     <w:p>
@@ -128,7 +147,7 @@
         <w:pStyle w:val="ListBullet"/>
       </w:pPr>
       <w:r>
-        <w:t>Review / dashboard / progress connection points</w:t>
+        <w:t>Bilingual clarity and layout consistency across planning and comments.</w:t>
       </w:r>
     </w:p>
     <w:p>
@@ -136,7 +155,7 @@
         <w:pStyle w:val="ListBullet"/>
       </w:pPr>
       <w:r>
-        <w:t>Material adaptation for speaking and listening content</w:t>
+        <w:t>Cross-page data verification and regression checks.</w:t>
       </w:r>
     </w:p>
     <w:p>
@@ -144,14 +163,15 @@
         <w:pStyle w:val="ListBullet"/>
       </w:pPr>
       <w:r>
-        <w:t>Bug fixing for reading, writing, forum, and schedule flows</w:t>
+        <w:t>Discussion plaza persistence alignment and smaller interaction polish.</w:t>
       </w:r>
     </w:p>
     <w:p>
-      <w:pPr>
-        <w:pStyle w:val="Heading1"/>
-      </w:pPr>
       <w:r>
+        <w:rPr>
+          <w:b/>
+          <w:sz w:val="24"/>
+        </w:rPr>
         <w:t>P2 (Nice to Have - Optional / Future Improvement)</w:t>
       </w:r>
     </w:p>
@@ -160,7 +180,7 @@
         <w:pStyle w:val="ListBullet"/>
       </w:pPr>
       <w:r>
-        <w:t>Cross-module reusable comment section</w:t>
+        <w:t>Schedule reminders and external calendar or export support.</w:t>
       </w:r>
     </w:p>
     <w:p>
@@ -168,7 +188,7 @@
         <w:pStyle w:val="ListBullet"/>
       </w:pPr>
       <w:r>
-        <w:t>Admin-style content operation support</w:t>
+        <w:t>Moderation and reporting for the wider discussion system.</w:t>
       </w:r>
     </w:p>
     <w:p>
@@ -176,7 +196,7 @@
         <w:pStyle w:val="ListBullet"/>
       </w:pPr>
       <w:r>
-        <w:t>Deeper performance optimization</w:t>
+        <w:t>Expanded analytics and study summary views.</w:t>
       </w:r>
     </w:p>
     <w:p>
@@ -184,33 +204,26 @@
         <w:pStyle w:val="ListBullet"/>
       </w:pPr>
       <w:r>
-        <w:t>Extra UX polish and animation improvement</w:t>
+        <w:t>Admin and content operation tools plus deeper polish work.</w:t>
       </w:r>
     </w:p>
     <w:p>
-      <w:pPr>
-        <w:pStyle w:val="ListBullet"/>
-      </w:pPr>
       <w:r>
-        <w:t>Additional analytics or learning summary features</w:t>
-      </w:r>
-    </w:p>
-    <w:p>
-      <w:pPr>
-        <w:pStyle w:val="Heading1"/>
-      </w:pPr>
-      <w:r>
+        <w:rPr>
+          <w:b/>
+          <w:sz w:val="24"/>
+        </w:rPr>
         <w:t>Scope Control Note</w:t>
       </w:r>
     </w:p>
     <w:p>
       <w:r>
-        <w:t>Sprint 2 should still protect must-have closure first. P1 and P2 work should only expand after the forum, AI learning path, reading/writing basics, and data foundation are stable enough for demo and review.</w:t>
+        <w:t>Sprint 2 should now protect closure on integrated planning, contextual discussion, dependable core learning flow, and the database path behind those features before expanding into reminders, export, analytics, or moderation.</w:t>
       </w:r>
     </w:p>
     <w:sectPr>
       <w:pgSz w:w="12240" w:h="15840"/>
-      <w:pgMar w:top="1440" w:right="1800" w:bottom="1440" w:left="1800" w:header="720" w:footer="720" w:gutter="0"/>
+      <w:pgMar w:top="1008" w:right="1008" w:bottom="1008" w:left="1008" w:header="720" w:footer="720" w:gutter="0"/>
       <w:cols w:space="720"/>
       <w:docGrid w:linePitch="360"/>
     </w:sectPr>
@@ -583,7 +596,7 @@
     <w:rsid w:val="00FC693F"/>
     <w:rPr>
       <w:rFonts w:ascii="Calibri" w:hAnsi="Calibri"/>
-      <w:sz w:val="22"/>
+      <w:sz w:val="21"/>
     </w:rPr>
   </w:style>
   <w:style w:type="paragraph" w:styleId="Header">
@@ -645,7 +658,7 @@
       <w:outlineLvl w:val="0"/>
     </w:pPr>
     <w:rPr>
-      <w:rFonts w:asciiTheme="majorHAnsi" w:eastAsiaTheme="majorEastAsia" w:hAnsiTheme="majorHAnsi" w:cstheme="majorBidi" w:ascii="Calibri" w:hAnsi="Calibri"/>
+      <w:rFonts w:asciiTheme="majorHAnsi" w:eastAsiaTheme="majorEastAsia" w:hAnsiTheme="majorHAnsi" w:cstheme="majorBidi"/>
       <w:b/>
       <w:bCs/>
       <w:color w:val="365F91" w:themeColor="accent1" w:themeShade="BF"/>
@@ -669,7 +682,7 @@
       <w:outlineLvl w:val="1"/>
     </w:pPr>
     <w:rPr>
-      <w:rFonts w:asciiTheme="majorHAnsi" w:eastAsiaTheme="majorEastAsia" w:hAnsiTheme="majorHAnsi" w:cstheme="majorBidi" w:ascii="Calibri" w:hAnsi="Calibri"/>
+      <w:rFonts w:asciiTheme="majorHAnsi" w:eastAsiaTheme="majorEastAsia" w:hAnsiTheme="majorHAnsi" w:cstheme="majorBidi"/>
       <w:b/>
       <w:bCs/>
       <w:color w:val="4F81BD" w:themeColor="accent1"/>
@@ -693,7 +706,7 @@
       <w:outlineLvl w:val="2"/>
     </w:pPr>
     <w:rPr>
-      <w:rFonts w:asciiTheme="majorHAnsi" w:eastAsiaTheme="majorEastAsia" w:hAnsiTheme="majorHAnsi" w:cstheme="majorBidi" w:ascii="Calibri" w:hAnsi="Calibri"/>
+      <w:rFonts w:asciiTheme="majorHAnsi" w:eastAsiaTheme="majorEastAsia" w:hAnsiTheme="majorHAnsi" w:cstheme="majorBidi"/>
       <w:b/>
       <w:bCs/>
       <w:color w:val="4F81BD" w:themeColor="accent1"/>
@@ -934,7 +947,7 @@
       <w:contextualSpacing/>
     </w:pPr>
     <w:rPr>
-      <w:rFonts w:asciiTheme="majorHAnsi" w:eastAsiaTheme="majorEastAsia" w:hAnsiTheme="majorHAnsi" w:cstheme="majorBidi" w:ascii="Calibri" w:hAnsi="Calibri"/>
+      <w:rFonts w:asciiTheme="majorHAnsi" w:eastAsiaTheme="majorEastAsia" w:hAnsiTheme="majorHAnsi" w:cstheme="majorBidi"/>
       <w:color w:val="17365D" w:themeColor="text2" w:themeShade="BF"/>
       <w:spacing w:val="5"/>
       <w:kern w:val="28"/>
